--- a/Coding 1 - year/Unit 3 - Conditionals/Daily Lesson Plans/Word/Day 59.docx
+++ b/Coding 1 - year/Unit 3 - Conditionals/Daily Lesson Plans/Word/Day 59.docx
@@ -50,12 +50,15 @@
               </w:rPr>
               <w:t xml:space="preserve">Coding I — Full Year</w:t>
             </w:r>
-          </w:p>
-          <w:p>
-            <w:pPr>
-              <w:spacing w:before="40"/>
-              <w:jc w:val="center"/>
-            </w:pPr>
+            <w:r>
+              <w:rPr>
+                <w:rFonts w:ascii="Arial" w:cs="Arial" w:eastAsia="Arial" w:hAnsi="Arial"/>
+                <w:sz w:val="16"/>
+                <w:szCs w:val="16"/>
+              </w:rPr>
+              <w:br/>
+              <w:t xml:space="preserve"/>
+            </w:r>
             <w:r>
               <w:rPr>
                 <w:rFonts w:ascii="Arial" w:cs="Arial" w:eastAsia="Arial" w:hAnsi="Arial"/>
@@ -83,7 +86,7 @@
           <w:rFonts w:ascii="Arial" w:cs="Arial" w:eastAsia="Arial" w:hAnsi="Arial"/>
           <w:b/>
           <w:bCs/>
-          <w:color w:val="1F3864"/>
+          <w:color w:val="2B5797"/>
           <w:sz w:val="32"/>
           <w:szCs w:val="32"/>
         </w:rPr>
@@ -261,9 +264,9 @@
               <w:right w:val="single" w:color="CCCCCC" w:sz="1"/>
             </w:tcBorders>
             <w:tcMar>
-              <w:top w:type="dxa" w:w="60"/>
+              <w:top w:type="dxa" w:w="80"/>
               <w:left w:type="dxa" w:w="120"/>
-              <w:bottom w:type="dxa" w:w="60"/>
+              <w:bottom w:type="dxa" w:w="80"/>
               <w:right w:type="dxa" w:w="120"/>
             </w:tcMar>
           </w:tcPr>
@@ -290,20 +293,213 @@
               <w:right w:val="single" w:color="CCCCCC" w:sz="1"/>
             </w:tcBorders>
             <w:tcMar>
-              <w:top w:type="dxa" w:w="60"/>
+              <w:top w:type="dxa" w:w="80"/>
               <w:left w:type="dxa" w:w="120"/>
-              <w:bottom w:type="dxa" w:w="60"/>
+              <w:bottom w:type="dxa" w:w="80"/>
               <w:right w:type="dxa" w:w="120"/>
             </w:tcMar>
           </w:tcPr>
           <w:p>
-            <w:r>
-              <w:rPr>
-                <w:rFonts w:ascii="Arial" w:cs="Arial" w:eastAsia="Arial" w:hAnsi="Arial"/>
-                <w:sz w:val="20"/>
-                <w:szCs w:val="20"/>
+            <w:pPr>
+              <w:spacing w:after="80" w:before="80"/>
+            </w:pPr>
+            <w:r>
+              <w:rPr>
+                <w:rFonts w:ascii="Arial" w:cs="Arial" w:eastAsia="Arial" w:hAnsi="Arial"/>
+                <w:b/>
+                <w:bCs/>
+                <w:i w:val="false"/>
+                <w:iCs w:val="false"/>
+                <w:color w:val="000000"/>
+                <w:sz w:val="22"/>
+                <w:szCs w:val="22"/>
               </w:rPr>
               <w:t xml:space="preserve">Bell Ringer / Review</w:t>
+            </w:r>
+            <w:r>
+              <w:rPr>
+                <w:rFonts w:ascii="Arial" w:cs="Arial" w:eastAsia="Arial" w:hAnsi="Arial"/>
+                <w:sz w:val="20"/>
+                <w:szCs w:val="20"/>
+              </w:rPr>
+              <w:br/>
+              <w:t xml:space="preserve"/>
+            </w:r>
+            <w:r>
+              <w:rPr>
+                <w:rFonts w:ascii="Arial" w:cs="Arial" w:eastAsia="Arial" w:hAnsi="Arial"/>
+                <w:sz w:val="20"/>
+                <w:szCs w:val="20"/>
+              </w:rPr>
+              <w:br/>
+              <w:t xml:space="preserve"/>
+            </w:r>
+            <w:r>
+              <w:rPr>
+                <w:rFonts w:ascii="Arial" w:cs="Arial" w:eastAsia="Arial" w:hAnsi="Arial"/>
+                <w:b/>
+                <w:bCs/>
+                <w:i w:val="false"/>
+                <w:iCs w:val="false"/>
+                <w:color w:val="000000"/>
+                <w:sz w:val="20"/>
+                <w:szCs w:val="20"/>
+              </w:rPr>
+              <w:t xml:space="preserve">Quick Write </w:t>
+            </w:r>
+            <w:r>
+              <w:rPr>
+                <w:rFonts w:ascii="Arial" w:cs="Arial" w:eastAsia="Arial" w:hAnsi="Arial"/>
+                <w:b w:val="false"/>
+                <w:bCs w:val="false"/>
+                <w:i w:val="false"/>
+                <w:iCs w:val="false"/>
+                <w:color w:val="000000"/>
+                <w:sz w:val="20"/>
+                <w:szCs w:val="20"/>
+              </w:rPr>
+              <w:t xml:space="preserve">(3 min — written or verbal):</w:t>
+            </w:r>
+            <w:r>
+              <w:rPr>
+                <w:rFonts w:ascii="Arial" w:cs="Arial" w:eastAsia="Arial" w:hAnsi="Arial"/>
+                <w:sz w:val="20"/>
+                <w:szCs w:val="20"/>
+              </w:rPr>
+              <w:br/>
+              <w:t xml:space="preserve"/>
+            </w:r>
+            <w:r>
+              <w:rPr>
+                <w:rFonts w:ascii="Arial" w:cs="Arial" w:eastAsia="Arial" w:hAnsi="Arial"/>
+                <w:b w:val="false"/>
+                <w:bCs w:val="false"/>
+                <w:i w:val="false"/>
+                <w:iCs w:val="false"/>
+                <w:color w:val="000000"/>
+                <w:sz w:val="20"/>
+                <w:szCs w:val="20"/>
+              </w:rPr>
+              <w:t xml:space="preserve">    In your own words: Validate user input to ensure it's safe and correct before using it in programs?</w:t>
+            </w:r>
+            <w:r>
+              <w:rPr>
+                <w:rFonts w:ascii="Arial" w:cs="Arial" w:eastAsia="Arial" w:hAnsi="Arial"/>
+                <w:sz w:val="20"/>
+                <w:szCs w:val="20"/>
+              </w:rPr>
+              <w:br/>
+              <w:t xml:space="preserve"/>
+            </w:r>
+            <w:r>
+              <w:rPr>
+                <w:rFonts w:ascii="Arial" w:cs="Arial" w:eastAsia="Arial" w:hAnsi="Arial"/>
+                <w:sz w:val="20"/>
+                <w:szCs w:val="20"/>
+              </w:rPr>
+              <w:br/>
+              <w:t xml:space="preserve"/>
+            </w:r>
+            <w:r>
+              <w:rPr>
+                <w:rFonts w:ascii="Arial" w:cs="Arial" w:eastAsia="Arial" w:hAnsi="Arial"/>
+                <w:b/>
+                <w:bCs/>
+                <w:i w:val="false"/>
+                <w:iCs w:val="false"/>
+                <w:color w:val="000000"/>
+                <w:sz w:val="20"/>
+                <w:szCs w:val="20"/>
+              </w:rPr>
+              <w:t xml:space="preserve">Vocabulary Preview — </w:t>
+            </w:r>
+            <w:r>
+              <w:rPr>
+                <w:rFonts w:ascii="Arial" w:cs="Arial" w:eastAsia="Arial" w:hAnsi="Arial"/>
+                <w:b w:val="false"/>
+                <w:bCs w:val="false"/>
+                <w:i w:val="false"/>
+                <w:iCs w:val="false"/>
+                <w:color w:val="000000"/>
+                <w:sz w:val="20"/>
+                <w:szCs w:val="20"/>
+              </w:rPr>
+              <w:t xml:space="preserve">terms we'll use today:</w:t>
+            </w:r>
+            <w:r>
+              <w:rPr>
+                <w:rFonts w:ascii="Arial" w:cs="Arial" w:eastAsia="Arial" w:hAnsi="Arial"/>
+                <w:sz w:val="20"/>
+                <w:szCs w:val="20"/>
+              </w:rPr>
+              <w:br/>
+              <w:t xml:space="preserve"/>
+            </w:r>
+            <w:r>
+              <w:rPr>
+                <w:rFonts w:ascii="Arial" w:cs="Arial" w:eastAsia="Arial" w:hAnsi="Arial"/>
+                <w:b w:val="false"/>
+                <w:bCs w:val="false"/>
+                <w:i w:val="false"/>
+                <w:iCs w:val="false"/>
+                <w:color w:val="000000"/>
+                <w:sz w:val="20"/>
+                <w:szCs w:val="20"/>
+              </w:rPr>
+              <w:t xml:space="preserve">    • Input validation   •   Why validate?</w:t>
+            </w:r>
+            <w:r>
+              <w:rPr>
+                <w:rFonts w:ascii="Arial" w:cs="Arial" w:eastAsia="Arial" w:hAnsi="Arial"/>
+                <w:sz w:val="20"/>
+                <w:szCs w:val="20"/>
+              </w:rPr>
+              <w:br/>
+              <w:t xml:space="preserve"/>
+            </w:r>
+            <w:r>
+              <w:rPr>
+                <w:rFonts w:ascii="Arial" w:cs="Arial" w:eastAsia="Arial" w:hAnsi="Arial"/>
+                <w:sz w:val="20"/>
+                <w:szCs w:val="20"/>
+              </w:rPr>
+              <w:br/>
+              <w:t xml:space="preserve"/>
+            </w:r>
+            <w:r>
+              <w:rPr>
+                <w:rFonts w:ascii="Arial" w:cs="Arial" w:eastAsia="Arial" w:hAnsi="Arial"/>
+                <w:b w:val="false"/>
+                <w:bCs w:val="false"/>
+                <w:i/>
+                <w:iCs/>
+                <w:color w:val="444444"/>
+                <w:sz w:val="20"/>
+                <w:szCs w:val="20"/>
+              </w:rPr>
+              <w:t xml:space="preserve">Today's Goal: By the end of class you will be able to validate user input to ensure it's safe and correct before using it in programs.</w:t>
+            </w:r>
+            <w:r>
+              <w:rPr>
+                <w:rFonts w:ascii="Arial" w:cs="Arial" w:eastAsia="Arial" w:hAnsi="Arial"/>
+                <w:sz w:val="20"/>
+                <w:szCs w:val="20"/>
+              </w:rPr>
+              <w:br/>
+              <w:t xml:space="preserve"/>
+            </w:r>
+            <w:r>
+              <w:rPr>
+                <w:rFonts w:ascii="Arial" w:cs="Arial" w:eastAsia="Arial" w:hAnsi="Arial"/>
+                <w:b w:val="false"/>
+                <w:bCs w:val="false"/>
+                <w:i/>
+                <w:iCs/>
+                <w:color w:val="555555"/>
+                <w:sz w:val="20"/>
+                <w:szCs w:val="20"/>
+              </w:rPr>
+              <w:t xml:space="preserve">→ Pair-share your response, then 2–3 students share with the class.</w:t>
             </w:r>
           </w:p>
         </w:tc>
@@ -319,9 +515,9 @@
               <w:right w:val="single" w:color="CCCCCC" w:sz="1"/>
             </w:tcBorders>
             <w:tcMar>
-              <w:top w:type="dxa" w:w="60"/>
+              <w:top w:type="dxa" w:w="80"/>
               <w:left w:type="dxa" w:w="120"/>
-              <w:bottom w:type="dxa" w:w="60"/>
+              <w:bottom w:type="dxa" w:w="80"/>
               <w:right w:type="dxa" w:w="120"/>
             </w:tcMar>
           </w:tcPr>
@@ -348,20 +544,446 @@
               <w:right w:val="single" w:color="CCCCCC" w:sz="1"/>
             </w:tcBorders>
             <w:tcMar>
-              <w:top w:type="dxa" w:w="60"/>
+              <w:top w:type="dxa" w:w="80"/>
               <w:left w:type="dxa" w:w="120"/>
-              <w:bottom w:type="dxa" w:w="60"/>
+              <w:bottom w:type="dxa" w:w="80"/>
               <w:right w:type="dxa" w:w="120"/>
             </w:tcMar>
           </w:tcPr>
           <w:p>
-            <w:r>
-              <w:rPr>
-                <w:rFonts w:ascii="Arial" w:cs="Arial" w:eastAsia="Arial" w:hAnsi="Arial"/>
-                <w:sz w:val="20"/>
-                <w:szCs w:val="20"/>
-              </w:rPr>
-              <w:t xml:space="preserve">Mini Lesson: Input Validation with Conditionals</w:t>
+            <w:pPr>
+              <w:spacing w:after="80" w:before="80"/>
+            </w:pPr>
+            <w:r>
+              <w:rPr>
+                <w:rFonts w:ascii="Arial" w:cs="Arial" w:eastAsia="Arial" w:hAnsi="Arial"/>
+                <w:b/>
+                <w:bCs/>
+                <w:i w:val="false"/>
+                <w:iCs w:val="false"/>
+                <w:color w:val="000000"/>
+                <w:sz w:val="22"/>
+                <w:szCs w:val="22"/>
+              </w:rPr>
+              <w:t xml:space="preserve">Mini Lesson: </w:t>
+            </w:r>
+            <w:r>
+              <w:rPr>
+                <w:rFonts w:ascii="Arial" w:cs="Arial" w:eastAsia="Arial" w:hAnsi="Arial"/>
+                <w:b w:val="false"/>
+                <w:bCs w:val="false"/>
+                <w:i w:val="false"/>
+                <w:iCs w:val="false"/>
+                <w:color w:val="000000"/>
+                <w:sz w:val="22"/>
+                <w:szCs w:val="22"/>
+              </w:rPr>
+              <w:t xml:space="preserve">Input Validation with Conditionals</w:t>
+            </w:r>
+            <w:r>
+              <w:rPr>
+                <w:rFonts w:ascii="Arial" w:cs="Arial" w:eastAsia="Arial" w:hAnsi="Arial"/>
+                <w:sz w:val="20"/>
+                <w:szCs w:val="20"/>
+              </w:rPr>
+              <w:br/>
+              <w:t xml:space="preserve"/>
+            </w:r>
+            <w:r>
+              <w:rPr>
+                <w:rFonts w:ascii="Arial" w:cs="Arial" w:eastAsia="Arial" w:hAnsi="Arial"/>
+                <w:sz w:val="20"/>
+                <w:szCs w:val="20"/>
+              </w:rPr>
+              <w:br/>
+              <w:t xml:space="preserve"/>
+            </w:r>
+            <w:r>
+              <w:rPr>
+                <w:rFonts w:ascii="Arial" w:cs="Arial" w:eastAsia="Arial" w:hAnsi="Arial"/>
+                <w:b/>
+                <w:bCs/>
+                <w:i/>
+                <w:iCs/>
+                <w:color w:val="000000"/>
+                <w:sz w:val="20"/>
+                <w:szCs w:val="20"/>
+              </w:rPr>
+              <w:t xml:space="preserve">Learning Target: </w:t>
+            </w:r>
+            <w:r>
+              <w:rPr>
+                <w:rFonts w:ascii="Arial" w:cs="Arial" w:eastAsia="Arial" w:hAnsi="Arial"/>
+                <w:b w:val="false"/>
+                <w:bCs w:val="false"/>
+                <w:i/>
+                <w:iCs/>
+                <w:color w:val="333333"/>
+                <w:sz w:val="20"/>
+                <w:szCs w:val="20"/>
+              </w:rPr>
+              <w:t xml:space="preserve">I can validate user input to ensure it's safe and correct before using it in programs.</w:t>
+            </w:r>
+            <w:r>
+              <w:rPr>
+                <w:rFonts w:ascii="Arial" w:cs="Arial" w:eastAsia="Arial" w:hAnsi="Arial"/>
+                <w:sz w:val="20"/>
+                <w:szCs w:val="20"/>
+              </w:rPr>
+              <w:br/>
+              <w:t xml:space="preserve"/>
+            </w:r>
+            <w:r>
+              <w:rPr>
+                <w:rFonts w:ascii="Arial" w:cs="Arial" w:eastAsia="Arial" w:hAnsi="Arial"/>
+                <w:sz w:val="20"/>
+                <w:szCs w:val="20"/>
+              </w:rPr>
+              <w:br/>
+              <w:t xml:space="preserve"/>
+            </w:r>
+            <w:r>
+              <w:rPr>
+                <w:rFonts w:ascii="Arial" w:cs="Arial" w:eastAsia="Arial" w:hAnsi="Arial"/>
+                <w:b w:val="false"/>
+                <w:bCs w:val="false"/>
+                <w:i w:val="false"/>
+                <w:iCs w:val="false"/>
+                <w:color w:val="000000"/>
+                <w:sz w:val="20"/>
+                <w:szCs w:val="20"/>
+              </w:rPr>
+              <w:t xml:space="preserve">Input validation checks that user input meets requirements before processing:</w:t>
+            </w:r>
+            <w:r>
+              <w:rPr>
+                <w:rFonts w:ascii="Arial" w:cs="Arial" w:eastAsia="Arial" w:hAnsi="Arial"/>
+                <w:sz w:val="20"/>
+                <w:szCs w:val="20"/>
+              </w:rPr>
+              <w:br/>
+              <w:t xml:space="preserve"/>
+            </w:r>
+            <w:r>
+              <w:rPr>
+                <w:rFonts w:ascii="Arial" w:cs="Arial" w:eastAsia="Arial" w:hAnsi="Arial"/>
+                <w:sz w:val="20"/>
+                <w:szCs w:val="20"/>
+              </w:rPr>
+              <w:br/>
+              <w:t xml:space="preserve"/>
+            </w:r>
+            <w:r>
+              <w:rPr>
+                <w:rFonts w:ascii="Arial" w:cs="Arial" w:eastAsia="Arial" w:hAnsi="Arial"/>
+                <w:b/>
+                <w:bCs/>
+                <w:i w:val="false"/>
+                <w:iCs w:val="false"/>
+                <w:color w:val="000000"/>
+                <w:sz w:val="20"/>
+                <w:szCs w:val="20"/>
+              </w:rPr>
+              <w:t xml:space="preserve">Key Concepts:</w:t>
+            </w:r>
+            <w:r>
+              <w:rPr>
+                <w:rFonts w:ascii="Arial" w:cs="Arial" w:eastAsia="Arial" w:hAnsi="Arial"/>
+                <w:sz w:val="20"/>
+                <w:szCs w:val="20"/>
+              </w:rPr>
+              <w:br/>
+              <w:t xml:space="preserve"/>
+            </w:r>
+            <w:r>
+              <w:rPr>
+                <w:rFonts w:ascii="Arial" w:cs="Arial" w:eastAsia="Arial" w:hAnsi="Arial"/>
+                <w:b w:val="false"/>
+                <w:bCs w:val="false"/>
+                <w:i w:val="false"/>
+                <w:iCs w:val="false"/>
+                <w:color w:val="000000"/>
+                <w:sz w:val="20"/>
+                <w:szCs w:val="20"/>
+              </w:rPr>
+              <w:t xml:space="preserve">    • Correct data type (number vs. string)</w:t>
+            </w:r>
+            <w:r>
+              <w:rPr>
+                <w:rFonts w:ascii="Arial" w:cs="Arial" w:eastAsia="Arial" w:hAnsi="Arial"/>
+                <w:sz w:val="20"/>
+                <w:szCs w:val="20"/>
+              </w:rPr>
+              <w:br/>
+              <w:t xml:space="preserve"/>
+            </w:r>
+            <w:r>
+              <w:rPr>
+                <w:rFonts w:ascii="Arial" w:cs="Arial" w:eastAsia="Arial" w:hAnsi="Arial"/>
+                <w:b w:val="false"/>
+                <w:bCs w:val="false"/>
+                <w:i w:val="false"/>
+                <w:iCs w:val="false"/>
+                <w:color w:val="000000"/>
+                <w:sz w:val="20"/>
+                <w:szCs w:val="20"/>
+              </w:rPr>
+              <w:t xml:space="preserve">    • Within valid range (0-100, not 150 for age)</w:t>
+            </w:r>
+            <w:r>
+              <w:rPr>
+                <w:rFonts w:ascii="Arial" w:cs="Arial" w:eastAsia="Arial" w:hAnsi="Arial"/>
+                <w:sz w:val="20"/>
+                <w:szCs w:val="20"/>
+              </w:rPr>
+              <w:br/>
+              <w:t xml:space="preserve"/>
+            </w:r>
+            <w:r>
+              <w:rPr>
+                <w:rFonts w:ascii="Arial" w:cs="Arial" w:eastAsia="Arial" w:hAnsi="Arial"/>
+                <w:b w:val="false"/>
+                <w:bCs w:val="false"/>
+                <w:i w:val="false"/>
+                <w:iCs w:val="false"/>
+                <w:color w:val="000000"/>
+                <w:sz w:val="20"/>
+                <w:szCs w:val="20"/>
+              </w:rPr>
+              <w:t xml:space="preserve">    • Required format (email has @, phone has dashes, etc.)</w:t>
+            </w:r>
+            <w:r>
+              <w:rPr>
+                <w:rFonts w:ascii="Arial" w:cs="Arial" w:eastAsia="Arial" w:hAnsi="Arial"/>
+                <w:sz w:val="20"/>
+                <w:szCs w:val="20"/>
+              </w:rPr>
+              <w:br/>
+              <w:t xml:space="preserve"/>
+            </w:r>
+            <w:r>
+              <w:rPr>
+                <w:rFonts w:ascii="Arial" w:cs="Arial" w:eastAsia="Arial" w:hAnsi="Arial"/>
+                <w:b w:val="false"/>
+                <w:bCs w:val="false"/>
+                <w:i w:val="false"/>
+                <w:iCs w:val="false"/>
+                <w:color w:val="000000"/>
+                <w:sz w:val="20"/>
+                <w:szCs w:val="20"/>
+              </w:rPr>
+              <w:t xml:space="preserve">    • Required fields (not empty)</w:t>
+            </w:r>
+            <w:r>
+              <w:rPr>
+                <w:rFonts w:ascii="Arial" w:cs="Arial" w:eastAsia="Arial" w:hAnsi="Arial"/>
+                <w:sz w:val="20"/>
+                <w:szCs w:val="20"/>
+              </w:rPr>
+              <w:br/>
+              <w:t xml:space="preserve"/>
+            </w:r>
+            <w:r>
+              <w:rPr>
+                <w:rFonts w:ascii="Arial" w:cs="Arial" w:eastAsia="Arial" w:hAnsi="Arial"/>
+                <w:b w:val="false"/>
+                <w:bCs w:val="false"/>
+                <w:i w:val="false"/>
+                <w:iCs w:val="false"/>
+                <w:color w:val="000000"/>
+                <w:sz w:val="20"/>
+                <w:szCs w:val="20"/>
+              </w:rPr>
+              <w:t xml:space="preserve">    • Prevents crashes (TypeError, ValueError)</w:t>
+            </w:r>
+            <w:r>
+              <w:rPr>
+                <w:rFonts w:ascii="Arial" w:cs="Arial" w:eastAsia="Arial" w:hAnsi="Arial"/>
+                <w:sz w:val="20"/>
+                <w:szCs w:val="20"/>
+              </w:rPr>
+              <w:br/>
+              <w:t xml:space="preserve"/>
+            </w:r>
+            <w:r>
+              <w:rPr>
+                <w:rFonts w:ascii="Arial" w:cs="Arial" w:eastAsia="Arial" w:hAnsi="Arial"/>
+                <w:b w:val="false"/>
+                <w:bCs w:val="false"/>
+                <w:i w:val="false"/>
+                <w:iCs w:val="false"/>
+                <w:color w:val="000000"/>
+                <w:sz w:val="20"/>
+                <w:szCs w:val="20"/>
+              </w:rPr>
+              <w:t xml:space="preserve">    • Prevents incorrect calculations</w:t>
+            </w:r>
+            <w:r>
+              <w:rPr>
+                <w:rFonts w:ascii="Arial" w:cs="Arial" w:eastAsia="Arial" w:hAnsi="Arial"/>
+                <w:sz w:val="20"/>
+                <w:szCs w:val="20"/>
+              </w:rPr>
+              <w:br/>
+              <w:t xml:space="preserve"/>
+            </w:r>
+            <w:r>
+              <w:rPr>
+                <w:rFonts w:ascii="Arial" w:cs="Arial" w:eastAsia="Arial" w:hAnsi="Arial"/>
+                <w:b w:val="false"/>
+                <w:bCs w:val="false"/>
+                <w:i w:val="false"/>
+                <w:iCs w:val="false"/>
+                <w:color w:val="000000"/>
+                <w:sz w:val="20"/>
+                <w:szCs w:val="20"/>
+              </w:rPr>
+              <w:t xml:space="preserve">    • Improves user experience</w:t>
+            </w:r>
+            <w:r>
+              <w:rPr>
+                <w:rFonts w:ascii="Arial" w:cs="Arial" w:eastAsia="Arial" w:hAnsi="Arial"/>
+                <w:sz w:val="20"/>
+                <w:szCs w:val="20"/>
+              </w:rPr>
+              <w:br/>
+              <w:t xml:space="preserve"/>
+            </w:r>
+            <w:r>
+              <w:rPr>
+                <w:rFonts w:ascii="Arial" w:cs="Arial" w:eastAsia="Arial" w:hAnsi="Arial"/>
+                <w:b w:val="false"/>
+                <w:bCs w:val="false"/>
+                <w:i w:val="false"/>
+                <w:iCs w:val="false"/>
+                <w:color w:val="000000"/>
+                <w:sz w:val="20"/>
+                <w:szCs w:val="20"/>
+              </w:rPr>
+              <w:t xml:space="preserve">    • Essential in real-world programs</w:t>
+            </w:r>
+            <w:r>
+              <w:rPr>
+                <w:rFonts w:ascii="Arial" w:cs="Arial" w:eastAsia="Arial" w:hAnsi="Arial"/>
+                <w:sz w:val="20"/>
+                <w:szCs w:val="20"/>
+              </w:rPr>
+              <w:br/>
+              <w:t xml:space="preserve"/>
+            </w:r>
+            <w:r>
+              <w:rPr>
+                <w:rFonts w:ascii="Arial" w:cs="Arial" w:eastAsia="Arial" w:hAnsi="Arial"/>
+                <w:sz w:val="20"/>
+                <w:szCs w:val="20"/>
+              </w:rPr>
+              <w:br/>
+              <w:t xml:space="preserve"/>
+            </w:r>
+            <w:r>
+              <w:rPr>
+                <w:rFonts w:ascii="Arial" w:cs="Arial" w:eastAsia="Arial" w:hAnsi="Arial"/>
+                <w:b/>
+                <w:bCs/>
+                <w:i w:val="false"/>
+                <w:iCs w:val="false"/>
+                <w:color w:val="000000"/>
+                <w:sz w:val="20"/>
+                <w:szCs w:val="20"/>
+              </w:rPr>
+              <w:t xml:space="preserve">Vocabulary: </w:t>
+            </w:r>
+            <w:r>
+              <w:rPr>
+                <w:rFonts w:ascii="Arial" w:cs="Arial" w:eastAsia="Arial" w:hAnsi="Arial"/>
+                <w:b w:val="false"/>
+                <w:bCs w:val="false"/>
+                <w:i w:val="false"/>
+                <w:iCs w:val="false"/>
+                <w:color w:val="000000"/>
+                <w:sz w:val="20"/>
+                <w:szCs w:val="20"/>
+              </w:rPr>
+              <w:t xml:space="preserve">Input validation, Why validate?</w:t>
+            </w:r>
+            <w:r>
+              <w:rPr>
+                <w:rFonts w:ascii="Arial" w:cs="Arial" w:eastAsia="Arial" w:hAnsi="Arial"/>
+                <w:sz w:val="20"/>
+                <w:szCs w:val="20"/>
+              </w:rPr>
+              <w:br/>
+              <w:t xml:space="preserve"/>
+            </w:r>
+            <w:r>
+              <w:rPr>
+                <w:rFonts w:ascii="Arial" w:cs="Arial" w:eastAsia="Arial" w:hAnsi="Arial"/>
+                <w:sz w:val="20"/>
+                <w:szCs w:val="20"/>
+              </w:rPr>
+              <w:br/>
+              <w:t xml:space="preserve"/>
+            </w:r>
+            <w:r>
+              <w:rPr>
+                <w:rFonts w:ascii="Arial" w:cs="Arial" w:eastAsia="Arial" w:hAnsi="Arial"/>
+                <w:b/>
+                <w:bCs/>
+                <w:i/>
+                <w:iCs/>
+                <w:color w:val="555555"/>
+                <w:sz w:val="20"/>
+                <w:szCs w:val="20"/>
+              </w:rPr>
+              <w:t xml:space="preserve">→ Live Demo — </w:t>
+            </w:r>
+            <w:r>
+              <w:rPr>
+                <w:rFonts w:ascii="Arial" w:cs="Arial" w:eastAsia="Arial" w:hAnsi="Arial"/>
+                <w:b w:val="false"/>
+                <w:bCs w:val="false"/>
+                <w:i/>
+                <w:iCs/>
+                <w:color w:val="555555"/>
+                <w:sz w:val="20"/>
+                <w:szCs w:val="20"/>
+              </w:rPr>
+              <w:t xml:space="preserve">type examples as students follow along in their own editor.</w:t>
+            </w:r>
+            <w:r>
+              <w:rPr>
+                <w:rFonts w:ascii="Arial" w:cs="Arial" w:eastAsia="Arial" w:hAnsi="Arial"/>
+                <w:sz w:val="20"/>
+                <w:szCs w:val="20"/>
+              </w:rPr>
+              <w:br/>
+              <w:t xml:space="preserve"/>
+            </w:r>
+            <w:r>
+              <w:rPr>
+                <w:rFonts w:ascii="Arial" w:cs="Arial" w:eastAsia="Arial" w:hAnsi="Arial"/>
+                <w:b/>
+                <w:bCs/>
+                <w:i/>
+                <w:iCs/>
+                <w:color w:val="555555"/>
+                <w:sz w:val="20"/>
+                <w:szCs w:val="20"/>
+              </w:rPr>
+              <w:t xml:space="preserve">→ Check for Understanding: </w:t>
+            </w:r>
+            <w:r>
+              <w:rPr>
+                <w:rFonts w:ascii="Arial" w:cs="Arial" w:eastAsia="Arial" w:hAnsi="Arial"/>
+                <w:b w:val="false"/>
+                <w:bCs w:val="false"/>
+                <w:i/>
+                <w:iCs/>
+                <w:color w:val="555555"/>
+                <w:sz w:val="20"/>
+                <w:szCs w:val="20"/>
+              </w:rPr>
+              <w:t xml:space="preserve">pause and cold-call: “Can someone explain what we just did in their own words?”</w:t>
             </w:r>
           </w:p>
         </w:tc>
@@ -377,9 +999,9 @@
               <w:right w:val="single" w:color="CCCCCC" w:sz="1"/>
             </w:tcBorders>
             <w:tcMar>
-              <w:top w:type="dxa" w:w="60"/>
+              <w:top w:type="dxa" w:w="80"/>
               <w:left w:type="dxa" w:w="120"/>
-              <w:bottom w:type="dxa" w:w="60"/>
+              <w:bottom w:type="dxa" w:w="80"/>
               <w:right w:type="dxa" w:w="120"/>
             </w:tcMar>
           </w:tcPr>
@@ -406,20 +1028,90 @@
               <w:right w:val="single" w:color="CCCCCC" w:sz="1"/>
             </w:tcBorders>
             <w:tcMar>
-              <w:top w:type="dxa" w:w="60"/>
+              <w:top w:type="dxa" w:w="80"/>
               <w:left w:type="dxa" w:w="120"/>
-              <w:bottom w:type="dxa" w:w="60"/>
+              <w:bottom w:type="dxa" w:w="80"/>
               <w:right w:type="dxa" w:w="120"/>
             </w:tcMar>
           </w:tcPr>
           <w:p>
-            <w:r>
-              <w:rPr>
-                <w:rFonts w:ascii="Arial" w:cs="Arial" w:eastAsia="Arial" w:hAnsi="Arial"/>
-                <w:sz w:val="20"/>
-                <w:szCs w:val="20"/>
+            <w:pPr>
+              <w:spacing w:after="80" w:before="80"/>
+            </w:pPr>
+            <w:r>
+              <w:rPr>
+                <w:rFonts w:ascii="Arial" w:cs="Arial" w:eastAsia="Arial" w:hAnsi="Arial"/>
+                <w:b/>
+                <w:bCs/>
+                <w:i w:val="false"/>
+                <w:iCs w:val="false"/>
+                <w:color w:val="000000"/>
+                <w:sz w:val="22"/>
+                <w:szCs w:val="22"/>
               </w:rPr>
               <w:t xml:space="preserve">Guided Practice</w:t>
+            </w:r>
+            <w:r>
+              <w:rPr>
+                <w:rFonts w:ascii="Arial" w:cs="Arial" w:eastAsia="Arial" w:hAnsi="Arial"/>
+                <w:sz w:val="20"/>
+                <w:szCs w:val="20"/>
+              </w:rPr>
+              <w:br/>
+              <w:t xml:space="preserve"/>
+            </w:r>
+            <w:r>
+              <w:rPr>
+                <w:rFonts w:ascii="Arial" w:cs="Arial" w:eastAsia="Arial" w:hAnsi="Arial"/>
+                <w:sz w:val="20"/>
+                <w:szCs w:val="20"/>
+              </w:rPr>
+              <w:br/>
+              <w:t xml:space="preserve"/>
+            </w:r>
+            <w:r>
+              <w:rPr>
+                <w:rFonts w:ascii="Arial" w:cs="Arial" w:eastAsia="Arial" w:hAnsi="Arial"/>
+                <w:b w:val="false"/>
+                <w:bCs w:val="false"/>
+                <w:i w:val="false"/>
+                <w:iCs w:val="false"/>
+                <w:color w:val="000000"/>
+                <w:sz w:val="20"/>
+                <w:szCs w:val="20"/>
+              </w:rPr>
+              <w:t xml:space="preserve">Activity: Build a Validator</w:t>
+            </w:r>
+            <w:r>
+              <w:rPr>
+                <w:rFonts w:ascii="Arial" w:cs="Arial" w:eastAsia="Arial" w:hAnsi="Arial"/>
+                <w:sz w:val="20"/>
+                <w:szCs w:val="20"/>
+              </w:rPr>
+              <w:br/>
+              <w:t xml:space="preserve"/>
+            </w:r>
+            <w:r>
+              <w:rPr>
+                <w:rFonts w:ascii="Arial" w:cs="Arial" w:eastAsia="Arial" w:hAnsi="Arial"/>
+                <w:sz w:val="20"/>
+                <w:szCs w:val="20"/>
+              </w:rPr>
+              <w:br/>
+              <w:t xml:space="preserve"/>
+            </w:r>
+            <w:r>
+              <w:rPr>
+                <w:rFonts w:ascii="Arial" w:cs="Arial" w:eastAsia="Arial" w:hAnsi="Arial"/>
+                <w:b w:val="false"/>
+                <w:bCs w:val="false"/>
+                <w:i/>
+                <w:iCs/>
+                <w:color w:val="555555"/>
+                <w:sz w:val="20"/>
+                <w:szCs w:val="20"/>
+              </w:rPr>
+              <w:t xml:space="preserve">→ Teacher models — students try alongside, then compare results.</w:t>
             </w:r>
           </w:p>
         </w:tc>
@@ -435,9 +1127,9 @@
               <w:right w:val="single" w:color="CCCCCC" w:sz="1"/>
             </w:tcBorders>
             <w:tcMar>
-              <w:top w:type="dxa" w:w="60"/>
+              <w:top w:type="dxa" w:w="80"/>
               <w:left w:type="dxa" w:w="120"/>
-              <w:bottom w:type="dxa" w:w="60"/>
+              <w:bottom w:type="dxa" w:w="80"/>
               <w:right w:type="dxa" w:w="120"/>
             </w:tcMar>
           </w:tcPr>
@@ -450,7 +1142,7 @@
                 <w:sz w:val="20"/>
                 <w:szCs w:val="20"/>
               </w:rPr>
-              <w:t xml:space="preserve">15-20 min</w:t>
+              <w:t xml:space="preserve">15–20 min</w:t>
             </w:r>
           </w:p>
         </w:tc>
@@ -464,20 +1156,164 @@
               <w:right w:val="single" w:color="CCCCCC" w:sz="1"/>
             </w:tcBorders>
             <w:tcMar>
-              <w:top w:type="dxa" w:w="60"/>
+              <w:top w:type="dxa" w:w="80"/>
               <w:left w:type="dxa" w:w="120"/>
-              <w:bottom w:type="dxa" w:w="60"/>
+              <w:bottom w:type="dxa" w:w="80"/>
               <w:right w:type="dxa" w:w="120"/>
             </w:tcMar>
           </w:tcPr>
           <w:p>
-            <w:r>
-              <w:rPr>
-                <w:rFonts w:ascii="Arial" w:cs="Arial" w:eastAsia="Arial" w:hAnsi="Arial"/>
-                <w:sz w:val="20"/>
-                <w:szCs w:val="20"/>
+            <w:pPr>
+              <w:spacing w:after="80" w:before="80"/>
+            </w:pPr>
+            <w:r>
+              <w:rPr>
+                <w:rFonts w:ascii="Arial" w:cs="Arial" w:eastAsia="Arial" w:hAnsi="Arial"/>
+                <w:b/>
+                <w:bCs/>
+                <w:i w:val="false"/>
+                <w:iCs w:val="false"/>
+                <w:color w:val="000000"/>
+                <w:sz w:val="22"/>
+                <w:szCs w:val="22"/>
               </w:rPr>
               <w:t xml:space="preserve">Independent Practice / Code Along</w:t>
+            </w:r>
+            <w:r>
+              <w:rPr>
+                <w:rFonts w:ascii="Arial" w:cs="Arial" w:eastAsia="Arial" w:hAnsi="Arial"/>
+                <w:sz w:val="20"/>
+                <w:szCs w:val="20"/>
+              </w:rPr>
+              <w:br/>
+              <w:t xml:space="preserve"/>
+            </w:r>
+            <w:r>
+              <w:rPr>
+                <w:rFonts w:ascii="Arial" w:cs="Arial" w:eastAsia="Arial" w:hAnsi="Arial"/>
+                <w:b/>
+                <w:bCs/>
+                <w:i w:val="false"/>
+                <w:iCs w:val="false"/>
+                <w:color w:val="000000"/>
+                <w:sz w:val="20"/>
+                <w:szCs w:val="20"/>
+              </w:rPr>
+              <w:t xml:space="preserve">    Beginner: </w:t>
+            </w:r>
+            <w:r>
+              <w:rPr>
+                <w:rFonts w:ascii="Arial" w:cs="Arial" w:eastAsia="Arial" w:hAnsi="Arial"/>
+                <w:b w:val="false"/>
+                <w:bCs w:val="false"/>
+                <w:i w:val="false"/>
+                <w:iCs w:val="false"/>
+                <w:color w:val="000000"/>
+                <w:sz w:val="20"/>
+                <w:szCs w:val="20"/>
+              </w:rPr>
+              <w:t xml:space="preserve">: Use 0 &lt;= score &lt;= 100 -</w:t>
+            </w:r>
+            <w:r>
+              <w:rPr>
+                <w:rFonts w:ascii="Arial" w:cs="Arial" w:eastAsia="Arial" w:hAnsi="Arial"/>
+                <w:sz w:val="20"/>
+                <w:szCs w:val="20"/>
+              </w:rPr>
+              <w:br/>
+              <w:t xml:space="preserve"/>
+            </w:r>
+            <w:r>
+              <w:rPr>
+                <w:rFonts w:ascii="Arial" w:cs="Arial" w:eastAsia="Arial" w:hAnsi="Arial"/>
+                <w:b/>
+                <w:bCs/>
+                <w:i w:val="false"/>
+                <w:iCs w:val="false"/>
+                <w:color w:val="000000"/>
+                <w:sz w:val="20"/>
+                <w:szCs w:val="20"/>
+              </w:rPr>
+              <w:t xml:space="preserve">    Intermediate: </w:t>
+            </w:r>
+            <w:r>
+              <w:rPr>
+                <w:rFonts w:ascii="Arial" w:cs="Arial" w:eastAsia="Arial" w:hAnsi="Arial"/>
+                <w:b w:val="false"/>
+                <w:bCs w:val="false"/>
+                <w:i w:val="false"/>
+                <w:iCs w:val="false"/>
+                <w:color w:val="000000"/>
+                <w:sz w:val="20"/>
+                <w:szCs w:val="20"/>
+              </w:rPr>
+              <w:t xml:space="preserve">: All four conditions must be true: if has_length and has_upper and has_digit and no_space: -</w:t>
+            </w:r>
+            <w:r>
+              <w:rPr>
+                <w:rFonts w:ascii="Arial" w:cs="Arial" w:eastAsia="Arial" w:hAnsi="Arial"/>
+                <w:sz w:val="20"/>
+                <w:szCs w:val="20"/>
+              </w:rPr>
+              <w:br/>
+              <w:t xml:space="preserve"/>
+            </w:r>
+            <w:r>
+              <w:rPr>
+                <w:rFonts w:ascii="Arial" w:cs="Arial" w:eastAsia="Arial" w:hAnsi="Arial"/>
+                <w:b/>
+                <w:bCs/>
+                <w:i w:val="false"/>
+                <w:iCs w:val="false"/>
+                <w:color w:val="000000"/>
+                <w:sz w:val="20"/>
+                <w:szCs w:val="20"/>
+              </w:rPr>
+              <w:t xml:space="preserve">    Challenge: </w:t>
+            </w:r>
+            <w:r>
+              <w:rPr>
+                <w:rFonts w:ascii="Arial" w:cs="Arial" w:eastAsia="Arial" w:hAnsi="Arial"/>
+                <w:b w:val="false"/>
+                <w:bCs w:val="false"/>
+                <w:i w:val="false"/>
+                <w:iCs w:val="false"/>
+                <w:color w:val="000000"/>
+                <w:sz w:val="20"/>
+                <w:szCs w:val="20"/>
+              </w:rPr>
+              <w:t xml:space="preserve">: Combine three validation checks --- ## Sample Answers ### Problem 1 Example ### Problem 2 Example ### Problem 3 Example --- ## Key Takeawa…</w:t>
+            </w:r>
+            <w:r>
+              <w:rPr>
+                <w:rFonts w:ascii="Arial" w:cs="Arial" w:eastAsia="Arial" w:hAnsi="Arial"/>
+                <w:sz w:val="20"/>
+                <w:szCs w:val="20"/>
+              </w:rPr>
+              <w:br/>
+              <w:t xml:space="preserve"/>
+            </w:r>
+            <w:r>
+              <w:rPr>
+                <w:rFonts w:ascii="Arial" w:cs="Arial" w:eastAsia="Arial" w:hAnsi="Arial"/>
+                <w:sz w:val="20"/>
+                <w:szCs w:val="20"/>
+              </w:rPr>
+              <w:br/>
+              <w:t xml:space="preserve"/>
+            </w:r>
+            <w:r>
+              <w:rPr>
+                <w:rFonts w:ascii="Arial" w:cs="Arial" w:eastAsia="Arial" w:hAnsi="Arial"/>
+                <w:b w:val="false"/>
+                <w:bCs w:val="false"/>
+                <w:i/>
+                <w:iCs/>
+                <w:color w:val="555555"/>
+                <w:sz w:val="20"/>
+                <w:szCs w:val="20"/>
+              </w:rPr>
+              <w:t xml:space="preserve">→ Teacher circulates — offer hints, check for understanding.</w:t>
             </w:r>
           </w:p>
         </w:tc>
@@ -493,9 +1329,9 @@
               <w:right w:val="single" w:color="CCCCCC" w:sz="1"/>
             </w:tcBorders>
             <w:tcMar>
-              <w:top w:type="dxa" w:w="60"/>
+              <w:top w:type="dxa" w:w="80"/>
               <w:left w:type="dxa" w:w="120"/>
-              <w:bottom w:type="dxa" w:w="60"/>
+              <w:bottom w:type="dxa" w:w="80"/>
               <w:right w:type="dxa" w:w="120"/>
             </w:tcMar>
           </w:tcPr>
@@ -522,20 +1358,90 @@
               <w:right w:val="single" w:color="CCCCCC" w:sz="1"/>
             </w:tcBorders>
             <w:tcMar>
-              <w:top w:type="dxa" w:w="60"/>
+              <w:top w:type="dxa" w:w="80"/>
               <w:left w:type="dxa" w:w="120"/>
-              <w:bottom w:type="dxa" w:w="60"/>
+              <w:bottom w:type="dxa" w:w="80"/>
               <w:right w:type="dxa" w:w="120"/>
             </w:tcMar>
           </w:tcPr>
           <w:p>
-            <w:r>
-              <w:rPr>
-                <w:rFonts w:ascii="Arial" w:cs="Arial" w:eastAsia="Arial" w:hAnsi="Arial"/>
-                <w:sz w:val="20"/>
-                <w:szCs w:val="20"/>
+            <w:pPr>
+              <w:spacing w:after="80" w:before="80"/>
+            </w:pPr>
+            <w:r>
+              <w:rPr>
+                <w:rFonts w:ascii="Arial" w:cs="Arial" w:eastAsia="Arial" w:hAnsi="Arial"/>
+                <w:b/>
+                <w:bCs/>
+                <w:i w:val="false"/>
+                <w:iCs w:val="false"/>
+                <w:color w:val="000000"/>
+                <w:sz w:val="22"/>
+                <w:szCs w:val="22"/>
               </w:rPr>
               <w:t xml:space="preserve">Exit Ticket / Wrap-Up</w:t>
+            </w:r>
+            <w:r>
+              <w:rPr>
+                <w:rFonts w:ascii="Arial" w:cs="Arial" w:eastAsia="Arial" w:hAnsi="Arial"/>
+                <w:sz w:val="20"/>
+                <w:szCs w:val="20"/>
+              </w:rPr>
+              <w:br/>
+              <w:t xml:space="preserve"/>
+            </w:r>
+            <w:r>
+              <w:rPr>
+                <w:rFonts w:ascii="Arial" w:cs="Arial" w:eastAsia="Arial" w:hAnsi="Arial"/>
+                <w:sz w:val="20"/>
+                <w:szCs w:val="20"/>
+              </w:rPr>
+              <w:br/>
+              <w:t xml:space="preserve"/>
+            </w:r>
+            <w:r>
+              <w:rPr>
+                <w:rFonts w:ascii="Arial" w:cs="Arial" w:eastAsia="Arial" w:hAnsi="Arial"/>
+                <w:b w:val="false"/>
+                <w:bCs w:val="false"/>
+                <w:i w:val="false"/>
+                <w:iCs w:val="false"/>
+                <w:color w:val="000000"/>
+                <w:sz w:val="20"/>
+                <w:szCs w:val="20"/>
+              </w:rPr>
+              <w:t xml:space="preserve">Quick Check: Validate user input to ensure it's safe and correct before using it in programs?</w:t>
+            </w:r>
+            <w:r>
+              <w:rPr>
+                <w:rFonts w:ascii="Arial" w:cs="Arial" w:eastAsia="Arial" w:hAnsi="Arial"/>
+                <w:sz w:val="20"/>
+                <w:szCs w:val="20"/>
+              </w:rPr>
+              <w:br/>
+              <w:t xml:space="preserve"/>
+            </w:r>
+            <w:r>
+              <w:rPr>
+                <w:rFonts w:ascii="Arial" w:cs="Arial" w:eastAsia="Arial" w:hAnsi="Arial"/>
+                <w:sz w:val="20"/>
+                <w:szCs w:val="20"/>
+              </w:rPr>
+              <w:br/>
+              <w:t xml:space="preserve"/>
+            </w:r>
+            <w:r>
+              <w:rPr>
+                <w:rFonts w:ascii="Arial" w:cs="Arial" w:eastAsia="Arial" w:hAnsi="Arial"/>
+                <w:b w:val="false"/>
+                <w:bCs w:val="false"/>
+                <w:i/>
+                <w:iCs/>
+                <w:color w:val="555555"/>
+                <w:sz w:val="20"/>
+                <w:szCs w:val="20"/>
+              </w:rPr>
+              <w:t xml:space="preserve">→ 3–2–1: Name 3 things learned, 2 new vocab words, 1 question you still have.</w:t>
             </w:r>
           </w:p>
         </w:tc>
@@ -834,19 +1740,6 @@
                 <w:sz w:val="18"/>
                 <w:szCs w:val="18"/>
               </w:rPr>
-              <w:t xml:space="preserve"># Type validation</w:t>
-            </w:r>
-          </w:p>
-          <w:p>
-            <w:pPr>
-              <w:spacing w:after="20"/>
-            </w:pPr>
-            <w:r>
-              <w:rPr>
-                <w:rFonts w:ascii="Courier New" w:cs="Courier New" w:eastAsia="Courier New" w:hAnsi="Courier New"/>
-                <w:sz w:val="18"/>
-                <w:szCs w:val="18"/>
-              </w:rPr>
               <w:t xml:space="preserve">age_input = input("Age: ")</w:t>
             </w:r>
           </w:p>
@@ -925,7 +1818,7 @@
                 <w:sz w:val="18"/>
                 <w:szCs w:val="18"/>
               </w:rPr>
-              <w:t xml:space="preserve"># Range validation</w:t>
+              <w:t xml:space="preserve"> </w:t>
             </w:r>
           </w:p>
           <w:p>
@@ -1016,7 +1909,7 @@
                 <w:sz w:val="18"/>
                 <w:szCs w:val="18"/>
               </w:rPr>
-              <w:t xml:space="preserve"># Using chained comparison</w:t>
+              <w:t xml:space="preserve"> </w:t>
             </w:r>
           </w:p>
           <w:p>
@@ -1094,7 +1987,7 @@
                 <w:sz w:val="18"/>
                 <w:szCs w:val="18"/>
               </w:rPr>
-              <w:t xml:space="preserve"># Multiple validations</w:t>
+              <w:t xml:space="preserve"> </w:t>
             </w:r>
           </w:p>
           <w:p>
@@ -1250,7 +2143,7 @@
                 <w:sz w:val="18"/>
                 <w:szCs w:val="18"/>
               </w:rPr>
-              <w:t xml:space="preserve"># Loop until valid (preview of next unit)</w:t>
+              <w:t xml:space="preserve"> </w:t>
             </w:r>
           </w:p>
           <w:p>
@@ -1393,7 +2286,7 @@
                 <w:sz w:val="18"/>
                 <w:szCs w:val="18"/>
               </w:rPr>
-              <w:t xml:space="preserve"># Email validation</w:t>
+              <w:t xml:space="preserve"> </w:t>
             </w:r>
           </w:p>
           <w:p>
@@ -1484,7 +2377,7 @@
                 <w:sz w:val="18"/>
                 <w:szCs w:val="18"/>
               </w:rPr>
-              <w:t xml:space="preserve"># Non-empty validation</w:t>
+              <w:t xml:space="preserve"> </w:t>
             </w:r>
           </w:p>
           <w:p>
@@ -1575,7 +2468,7 @@
                 <w:sz w:val="18"/>
                 <w:szCs w:val="18"/>
               </w:rPr>
-              <w:t xml:space="preserve"># Checking if string contains only digits</w:t>
+              <w:t xml:space="preserve"> </w:t>
             </w:r>
           </w:p>
           <w:p>
@@ -1666,7 +2559,7 @@
                 <w:sz w:val="18"/>
                 <w:szCs w:val="18"/>
               </w:rPr>
-              <w:t xml:space="preserve"># Username requirements</w:t>
+              <w:t xml:space="preserve"> </w:t>
             </w:r>
           </w:p>
           <w:p>
@@ -2196,19 +3089,6 @@
                 <w:sz w:val="18"/>
                 <w:szCs w:val="18"/>
               </w:rPr>
-              <w:t xml:space="preserve"># Validate age input</w:t>
-            </w:r>
-          </w:p>
-          <w:p>
-            <w:pPr>
-              <w:spacing w:after="20"/>
-            </w:pPr>
-            <w:r>
-              <w:rPr>
-                <w:rFonts w:ascii="Courier New" w:cs="Courier New" w:eastAsia="Courier New" w:hAnsi="Courier New"/>
-                <w:sz w:val="18"/>
-                <w:szCs w:val="18"/>
-              </w:rPr>
               <w:t xml:space="preserve">print("Enter your age")</w:t>
             </w:r>
           </w:p>
@@ -2839,7 +3719,7 @@
                 <w:sz w:val="18"/>
                 <w:szCs w:val="18"/>
               </w:rPr>
-              <w:t xml:space="preserve"># Check username</w:t>
+              <w:t xml:space="preserve"> </w:t>
             </w:r>
           </w:p>
           <w:p>
@@ -2917,7 +3797,7 @@
                 <w:sz w:val="18"/>
                 <w:szCs w:val="18"/>
               </w:rPr>
-              <w:t xml:space="preserve"># Check email</w:t>
+              <w:t xml:space="preserve"> </w:t>
             </w:r>
           </w:p>
           <w:p>
@@ -2956,7 +3836,7 @@
                 <w:sz w:val="18"/>
                 <w:szCs w:val="18"/>
               </w:rPr>
-              <w:t xml:space="preserve"># Check age</w:t>
+              <w:t xml:space="preserve"> </w:t>
             </w:r>
           </w:p>
           <w:p>

--- a/Coding 1 - year/Unit 3 - Conditionals/Daily Lesson Plans/Word/Day 59.docx
+++ b/Coding 1 - year/Unit 3 - Conditionals/Daily Lesson Plans/Word/Day 59.docx
@@ -380,7 +380,7 @@
                 <w:sz w:val="20"/>
                 <w:szCs w:val="20"/>
               </w:rPr>
-              <w:t xml:space="preserve">    In your own words: Validate user input to ensure it's safe and correct before using it in programs?</w:t>
+              <w:t xml:space="preserve">    Think about Input Validation with Conditionals. Where might you use this in a real project, and why would it matter?</w:t>
             </w:r>
             <w:r>
               <w:rPr>
@@ -477,7 +477,7 @@
                 <w:sz w:val="20"/>
                 <w:szCs w:val="20"/>
               </w:rPr>
-              <w:t xml:space="preserve">Today's Goal: By the end of class you will be able to validate user input to ensure it's safe and correct before using it in programs.</w:t>
+              <w:t xml:space="preserve">Today’s Goal: By the end of class you will be able to validate user input to ensure it's safe and correct before using it in programs.</w:t>
             </w:r>
             <w:r>
               <w:rPr>
@@ -1410,7 +1410,7 @@
                 <w:sz w:val="20"/>
                 <w:szCs w:val="20"/>
               </w:rPr>
-              <w:t xml:space="preserve">Quick Check: Validate user input to ensure it's safe and correct before using it in programs?</w:t>
+              <w:t xml:space="preserve">What is one important thing you learned about Input Validation with Conditionals today? How would you explain it to someone?</w:t>
             </w:r>
             <w:r>
               <w:rPr>

--- a/Coding 1 - year/Unit 3 - Conditionals/Daily Lesson Plans/Word/Day 59.docx
+++ b/Coding 1 - year/Unit 3 - Conditionals/Daily Lesson Plans/Word/Day 59.docx
@@ -667,6 +667,28 @@
             <w:r>
               <w:rPr>
                 <w:rFonts w:ascii="Arial" w:cs="Arial" w:eastAsia="Arial" w:hAnsi="Arial"/>
+                <w:b w:val="false"/>
+                <w:bCs w:val="false"/>
+                <w:i w:val="false"/>
+                <w:iCs w:val="false"/>
+                <w:color w:val="000000"/>
+                <w:sz w:val="20"/>
+                <w:szCs w:val="20"/>
+              </w:rPr>
+              <w:t xml:space="preserve">Input validation is critical in real-world programming. Always validate before processing. This prevents crashes and improves reliability!</w:t>
+            </w:r>
+            <w:r>
+              <w:rPr>
+                <w:rFonts w:ascii="Arial" w:cs="Arial" w:eastAsia="Arial" w:hAnsi="Arial"/>
+                <w:sz w:val="20"/>
+                <w:szCs w:val="20"/>
+              </w:rPr>
+              <w:br/>
+              <w:t xml:space="preserve"/>
+            </w:r>
+            <w:r>
+              <w:rPr>
+                <w:rFonts w:ascii="Arial" w:cs="Arial" w:eastAsia="Arial" w:hAnsi="Arial"/>
                 <w:sz w:val="20"/>
                 <w:szCs w:val="20"/>
               </w:rPr>
@@ -1212,7 +1234,7 @@
                 <w:sz w:val="20"/>
                 <w:szCs w:val="20"/>
               </w:rPr>
-              <w:t xml:space="preserve">: Use 0 &lt;= score &lt;= 100 -</w:t>
+              <w:t xml:space="preserve">Validate that a score is between 0 and 100:</w:t>
             </w:r>
             <w:r>
               <w:rPr>
@@ -1247,7 +1269,7 @@
                 <w:sz w:val="20"/>
                 <w:szCs w:val="20"/>
               </w:rPr>
-              <w:t xml:space="preserve">: All four conditions must be true: if has_length and has_upper and has_digit and no_space: -</w:t>
+              <w:t xml:space="preserve">At least 8 characters</w:t>
             </w:r>
             <w:r>
               <w:rPr>
@@ -1282,7 +1304,7 @@
                 <w:sz w:val="20"/>
                 <w:szCs w:val="20"/>
               </w:rPr>
-              <w:t xml:space="preserve">: Combine three validation checks --- ## Sample Answers ### Problem 1 Example ### Problem 2 Example ### Problem 3 Example --- ## Key Takeawa…</w:t>
+              <w:t xml:space="preserve">Contains at least one uppercase letter</w:t>
             </w:r>
             <w:r>
               <w:rPr>
@@ -1671,6 +1693,19 @@
           <w:szCs w:val="20"/>
         </w:rPr>
         <w:t xml:space="preserve">Essential in real-world programs</w:t>
+      </w:r>
+    </w:p>
+    <w:p>
+      <w:pPr>
+        <w:spacing w:after="60"/>
+      </w:pPr>
+      <w:r>
+        <w:rPr>
+          <w:rFonts w:ascii="Arial" w:cs="Arial" w:eastAsia="Arial" w:hAnsi="Arial"/>
+          <w:sz w:val="20"/>
+          <w:szCs w:val="20"/>
+        </w:rPr>
+        <w:t xml:space="preserve">Input validation is critical in real-world programming. Always validate before processing. This prevents crashes and improves reliability!</w:t>
       </w:r>
     </w:p>
     <w:p>
@@ -4826,7 +4861,7 @@
           <w:sz w:val="20"/>
           <w:szCs w:val="20"/>
         </w:rPr>
-        <w:t xml:space="preserve">: Use 0 &lt;= score &lt;= 100 -</w:t>
+        <w:t xml:space="preserve">Validate that a score is between 0 and 100:</w:t>
       </w:r>
     </w:p>
     <w:p>
@@ -4849,7 +4884,7 @@
           <w:sz w:val="20"/>
           <w:szCs w:val="20"/>
         </w:rPr>
-        <w:t xml:space="preserve">: All four conditions must be true: if has_length and has_upper and has_digit and no_space: -</w:t>
+        <w:t xml:space="preserve">At least 8 characters</w:t>
       </w:r>
     </w:p>
     <w:p>
@@ -4872,7 +4907,7 @@
           <w:sz w:val="20"/>
           <w:szCs w:val="20"/>
         </w:rPr>
-        <w:t xml:space="preserve">: Combine three validation checks --- ## Sample Answers ### Problem 1 Example ### Problem 2 Example ### Problem 3 Example --- ## Key Takeaway Input validation is critical in real-world programming. Always validate before processing. This prevents crashes and improves reliability!</w:t>
+        <w:t xml:space="preserve">Contains at least one uppercase letter</w:t>
       </w:r>
     </w:p>
     <w:p>

--- a/Coding 1 - year/Unit 3 - Conditionals/Daily Lesson Plans/Word/Day 59.docx
+++ b/Coding 1 - year/Unit 3 - Conditionals/Daily Lesson Plans/Word/Day 59.docx
@@ -1234,7 +1234,7 @@
                 <w:sz w:val="20"/>
                 <w:szCs w:val="20"/>
               </w:rPr>
-              <w:t xml:space="preserve">Validate that a score is between 0 and 100:</w:t>
+              <w:t xml:space="preserve">Validate that a score is between 0 and 100: ---</w:t>
             </w:r>
             <w:r>
               <w:rPr>
@@ -1269,7 +1269,7 @@
                 <w:sz w:val="20"/>
                 <w:szCs w:val="20"/>
               </w:rPr>
-              <w:t xml:space="preserve">At least 8 characters</w:t>
+              <w:t xml:space="preserve">Validate a password: - At least 8 characters - Contains at least one uppercase letter - Contains at least one digit - No spaces ---…</w:t>
             </w:r>
             <w:r>
               <w:rPr>
@@ -1304,7 +1304,7 @@
                 <w:sz w:val="20"/>
                 <w:szCs w:val="20"/>
               </w:rPr>
-              <w:t xml:space="preserve">Contains at least one uppercase letter</w:t>
+              <w:t xml:space="preserve">Validate user registration: - Username: 3-20 alphanumeric characters, starts with letter - Email: contains @ and . - Age: 18-120 - All field…</w:t>
             </w:r>
             <w:r>
               <w:rPr>
@@ -4861,7 +4861,7 @@
           <w:sz w:val="20"/>
           <w:szCs w:val="20"/>
         </w:rPr>
-        <w:t xml:space="preserve">Validate that a score is between 0 and 100:</w:t>
+        <w:t xml:space="preserve">Beginner Validate that a score is between 0 and 100: ---</w:t>
       </w:r>
     </w:p>
     <w:p>
@@ -4884,7 +4884,7 @@
           <w:sz w:val="20"/>
           <w:szCs w:val="20"/>
         </w:rPr>
-        <w:t xml:space="preserve">At least 8 characters</w:t>
+        <w:t xml:space="preserve">Intermediate Validate a password: - At least 8 characters - Contains at least one uppercase letter - Contains at least one digit - No spaces ---</w:t>
       </w:r>
     </w:p>
     <w:p>
@@ -4907,7 +4907,7 @@
           <w:sz w:val="20"/>
           <w:szCs w:val="20"/>
         </w:rPr>
-        <w:t xml:space="preserve">Contains at least one uppercase letter</w:t>
+        <w:t xml:space="preserve">Challenge Validate user registration: - Username: 3-20 alphanumeric characters, starts with letter - Email: contains @ and . - Age: 18-120 - All fields required ---</w:t>
       </w:r>
     </w:p>
     <w:p>
